--- a/process-library/08-security-cui/EXOS-US-SEC-VAULT-001_Password_Vault_—_Operation,_Onboarding_&_Administration.docx
+++ b/process-library/08-security-cui/EXOS-US-SEC-VAULT-001_Password_Vault_—_Operation,_Onboarding_&_Administration.docx
@@ -77,7 +77,7 @@
           <w:color w:val="1C1C1C"/>
           <w:sz w:val="18"/>
         </w:rPr>
-        <w:t>DRAFT</w:t>
+        <w:t>APPROVED</w:t>
       </w:r>
     </w:p>
     <w:p>
